--- a/course_development/domains/active_inference_organizations/03_strategic_modeling/07_communication/output/lab-protocols/07_communication-lab.docx
+++ b/course_development/domains/active_inference_organizations/03_strategic_modeling/07_communication/output/lab-protocols/07_communication-lab.docx
@@ -4,32 +4,47 @@
   <w:body>
     <w:p>
       <w:r>
-        <w:t>Lab: Exploring Communication</w:t>
+        <w:t>Lab: Strategic Narrative Design</w:t>
       </w:r>
     </w:p>
     <w:p>
       <w:r>
-        <w:t>Objective</w:t>
+        <w:t>Objectives</w:t>
       </w:r>
     </w:p>
     <w:p>
       <w:r>
-        <w:t>Design and simulate a simple agent that demonstrates the principles of Communication .</w:t>
+        <w:t>Learning Goal: Construct and evaluate strategic narratives for different stakeholder audiences.</w:t>
       </w:r>
     </w:p>
     <w:p>
       <w:r>
-        <w:t>Prerequisites</w:t>
+        <w:t>Part 1: Current Narrative Audit (10 min)</w:t>
       </w:r>
     </w:p>
     <w:p>
       <w:r>
-        <w:t>Basic understanding of Python or a relevant simulation tool.  Familiarity with the formal definition of Communication.   Steps</w:t>
+        <w:t>Audience  Current Narrative (what you tell them)  Is It Credible?  Evidence Backing It      Investors   Y/N     Customers   Y/N     Employees   Y/N     Competitors (implicit)   Y/N      Write your response here   Part 2: Signal Inventory (10 min)</w:t>
       </w:r>
     </w:p>
     <w:p>
       <w:r>
-        <w:t>Define the Environment : Create a simple grid world or state space relevant to Organizations.  Define the Agent : Specify the agent's generative model, focusing on Communication.  Simulation : Run the agent for 100 timesteps.  Perturbation : Introduce a specific challenge to Communication (e.g., increased noise, occlusion).  Analysis : Plot the Free Energy over time. Does the agent successfully adapt?   Discussion Requirements</w:t>
+        <w:t>Signal  Type (Credible/Cheap Talk/Ambiguous)  Audience  Intended Message                         Write your response here   Part 3: Narrative Redesign (20 min)</w:t>
+      </w:r>
+    </w:p>
+    <w:p>
+      <w:r>
+        <w:t>Design an improved strategic narrative for one stakeholder:</w:t>
+      </w:r>
+    </w:p>
+    <w:p>
+      <w:r>
+        <w:t>Element  Design      Target audience     Core message     Supporting evidence (credible signals)     Key action that backs the narrative     How to monitor if the narrative is working      Write your response here   Part 4: Competitive Signal Analysis (10 min)</w:t>
+      </w:r>
+    </w:p>
+    <w:p>
+      <w:r>
+        <w:t>Competitor Signal  Type  What It Tells Us  Our Response                   Write your response here   Summary</w:t>
       </w:r>
     </w:p>
     <w:sectPr>
